--- a/media/R25999/output_dir/bg/测试内容和结果_第一轮次.docx
+++ b/media/R25999/output_dir/bg/测试内容和结果_第一轮次.docx
@@ -3573,7 +3573,7 @@
           <w:sz w:val="24"/>
           <w:szCs w:val="24"/>
         </w:rPr>
-        <w:t xml:space="preserve">程序问题1个</w:t>
+        <w:t xml:space="preserve">编码问题1个</w:t>
       </w:r>
       <w:r>
         <w:rPr>
